--- a/static/templates-se2026/surat_pernyataan_termin2_pml_se2026.docx
+++ b/static/templates-se2026/surat_pernyataan_termin2_pml_se2026.docx
@@ -708,7 +708,7 @@
       <w:r>
         <w:rPr>
           <w:rFonts w:ascii="Bookman Old Style" w:eastAsia="Bookman Old Style" w:hAnsi="Bookman Old Style" w:cs="Bookman Old Style"/>
-          <w:color w:val="FF0000"/>
+          <w:color w:val="000000"/>
           <w:sz w:val="24"/>
           <w:szCs w:val="24"/>
         </w:rPr>
@@ -2704,7 +2704,7 @@
               <w:jc w:val="center"/>
               <w:rPr>
                 <w:rFonts w:ascii="Bookman Old Style" w:eastAsia="Bookman Old Style" w:hAnsi="Bookman Old Style" w:cs="Bookman Old Style"/>
-                <w:color w:val="FF0000"/>
+                <w:color w:val="000000"/>
                 <w:sz w:val="24"/>
                 <w:szCs w:val="24"/>
               </w:rPr>
@@ -2712,7 +2712,7 @@
             <w:r>
               <w:rPr>
                 <w:rFonts w:ascii="Bookman Old Style" w:eastAsia="Bookman Old Style" w:hAnsi="Bookman Old Style" w:cs="Bookman Old Style"/>
-                <w:color w:val="FF0000"/>
+                <w:color w:val="000000"/>
                 <w:sz w:val="24"/>
                 <w:szCs w:val="24"/>
               </w:rPr>
@@ -2767,7 +2767,7 @@
           <w:headerReference w:type="first" r:id="rId9"/>
           <w:footerReference w:type="first" r:id="rId10"/>
           <w:pgSz w:w="12240" w:h="15840"/>
-          <w:pgMar w:top="1440" w:right="1440" w:bottom="1440" w:left="1440" w:header="708" w:footer="708" w:gutter="0"/>
+          <w:pgMar w:top="900" w:right="1440" w:bottom="720" w:left="1440" w:header="708" w:footer="708" w:gutter="0"/>
           <w:pgNumType w:start="1"/>
           <w:cols w:space="720"/>
           <w:titlePg/>
@@ -3583,27 +3583,15 @@
     </w:p>
     <w:p>
       <w:pPr>
-        <w:widowControl w:val="0"/>
-        <w:spacing w:after="0" w:line="240" w:lineRule="auto"/>
-        <w:ind w:left="360"/>
-        <w:rPr>
-          <w:rFonts w:ascii="Bookman Old Style" w:eastAsia="Bookman Old Style" w:hAnsi="Bookman Old Style" w:cs="Bookman Old Style"/>
-          <w:sz w:val="24"/>
-          <w:szCs w:val="24"/>
-        </w:rPr>
-      </w:pPr>
-      <w:r>
-        <w:rPr>
-          <w:rFonts w:ascii="Bookman Old Style" w:eastAsia="Bookman Old Style" w:hAnsi="Bookman Old Style" w:cs="Bookman Old Style"/>
-          <w:sz w:val="24"/>
-          <w:szCs w:val="24"/>
-        </w:rPr>
-        <w:t>NIP. ${nip_ketua_tim}</w:t>
-      </w:r>
+        <w:spacing w:after="0" w:line="20" w:lineRule="exact"/>
+        <w:rPr>
+          <w:sz w:val="2"/>
+        </w:rPr>
+      </w:pPr>
     </w:p>
     <w:sectPr>
       <w:pgSz w:w="15840" w:h="12240" w:orient="landscape"/>
-      <w:pgMar w:top="1440" w:right="360" w:bottom="1440" w:left="1440" w:header="709" w:footer="709" w:gutter="0"/>
+      <w:pgMar w:top="900" w:right="360" w:bottom="720" w:left="1440" w:header="709" w:footer="709" w:gutter="0"/>
       <w:cols w:space="720"/>
     </w:sectPr>
   </w:body>

--- a/static/templates-se2026/surat_pernyataan_termin2_pml_se2026.docx
+++ b/static/templates-se2026/surat_pernyataan_termin2_pml_se2026.docx
@@ -2697,27 +2697,6 @@
                 <w:szCs w:val="24"/>
               </w:rPr>
             </w:pPr>
-          </w:p>
-          <w:p>
-            <w:pPr>
-              <w:spacing w:before="240" w:after="0" w:line="240" w:lineRule="auto"/>
-              <w:jc w:val="center"/>
-              <w:rPr>
-                <w:rFonts w:ascii="Bookman Old Style" w:eastAsia="Bookman Old Style" w:hAnsi="Bookman Old Style" w:cs="Bookman Old Style"/>
-                <w:color w:val="000000"/>
-                <w:sz w:val="24"/>
-                <w:szCs w:val="24"/>
-              </w:rPr>
-            </w:pPr>
-            <w:r>
-              <w:rPr>
-                <w:rFonts w:ascii="Bookman Old Style" w:eastAsia="Bookman Old Style" w:hAnsi="Bookman Old Style" w:cs="Bookman Old Style"/>
-                <w:color w:val="000000"/>
-                <w:sz w:val="24"/>
-                <w:szCs w:val="24"/>
-              </w:rPr>
-              <w:t>(TTD)</w:t>
-            </w:r>
           </w:p>
           <w:p>
             <w:pPr>
@@ -3346,26 +3325,6 @@
           <w:szCs w:val="24"/>
         </w:rPr>
       </w:pPr>
-    </w:p>
-    <w:p>
-      <w:pPr>
-        <w:widowControl w:val="0"/>
-        <w:spacing w:after="0" w:line="276" w:lineRule="auto"/>
-        <w:ind w:left="1800" w:firstLine="8820"/>
-        <w:rPr>
-          <w:rFonts w:ascii="Bookman Old Style" w:eastAsia="Bookman Old Style" w:hAnsi="Bookman Old Style" w:cs="Bookman Old Style"/>
-          <w:sz w:val="24"/>
-          <w:szCs w:val="24"/>
-        </w:rPr>
-      </w:pPr>
-      <w:r>
-        <w:rPr>
-          <w:rFonts w:ascii="Bookman Old Style" w:eastAsia="Bookman Old Style" w:hAnsi="Bookman Old Style" w:cs="Bookman Old Style"/>
-          <w:sz w:val="24"/>
-          <w:szCs w:val="24"/>
-        </w:rPr>
-        <w:t>(TTD)</w:t>
-      </w:r>
     </w:p>
     <w:p>
       <w:pPr>

--- a/static/templates-se2026/surat_pernyataan_termin2_pml_se2026.docx
+++ b/static/templates-se2026/surat_pernyataan_termin2_pml_se2026.docx
@@ -4357,6 +4357,25 @@
       </w:tblCellMar>
     </w:tblPr>
   </w:style>
+  <w:style w:type="paragraph" w:styleId="normal1" w:default="1">
+    <w:name w:val="normal1"/>
+    <w:qFormat/>
+    <w:pPr>
+      <w:widowControl/>
+      <w:suppressAutoHyphens w:val="true"/>
+      <w:bidi w:val="0"/>
+      <w:spacing w:lineRule="auto" w:line="259" w:before="0" w:after="160"/>
+      <w:jc w:val="start"/>
+    </w:pPr>
+    <w:rPr>
+      <w:rFonts w:ascii="Calibri" w:hAnsi="Calibri" w:eastAsia="Calibri" w:cs="Calibri"/>
+      <w:color w:val="auto"/>
+      <w:kern w:val="0"/>
+      <w:sz w:val="22"/>
+      <w:szCs w:val="22"/>
+      <w:lang w:val="en-ID" w:eastAsia="zh-CN" w:bidi="hi-IN"/>
+    </w:rPr>
+  </w:style>
 </w:styles>
 </file>
 
